--- a/artigo/simeca-md/modelos/simeca-vii/modelo.docx
+++ b/artigo/simeca-md/modelos/simeca-vii/modelo.docx
@@ -8056,6 +8056,7 @@
       <w:numPr>
         <w:numId w:val="4"/>
       </w:numPr>
+      <w:suppressAutoHyphens/>
       <w:spacing w:before="200" w:after="200" w:line="276" w:lineRule="auto"/>
       <w:ind w:left="0" w:firstLine="0"/>
       <w:outlineLvl w:val="0"/>
@@ -8081,6 +8082,7 @@
         <w:ilvl w:val="1"/>
         <w:numId w:val="5"/>
       </w:numPr>
+      <w:suppressAutoHyphens/>
       <w:spacing w:before="200"/>
       <w:ind w:left="0" w:firstLine="0"/>
       <w:outlineLvl w:val="1"/>
@@ -8251,6 +8253,7 @@
     <w:qFormat/>
     <w:rsid w:val="00361EA0"/>
     <w:pPr>
+      <w:suppressAutoHyphens/>
       <w:jc w:val="center"/>
     </w:pPr>
     <w:rPr>
@@ -8333,6 +8336,7 @@
     <w:qFormat/>
     <w:rsid w:val="008F0DC2"/>
     <w:pPr>
+      <w:suppressAutoHyphens/>
       <w:jc w:val="left"/>
     </w:pPr>
   </w:style>
